--- a/src/Parchment.Tests/Markdown/Renderers/ListBlockRendererTests.UpperAlphaListUsesUpperLetterFormat.verified.docx
+++ b/src/Parchment.Tests/Markdown/Renderers/ListBlockRendererTests.UpperAlphaListUsesUpperLetterFormat.verified.docx
@@ -72,6 +72,60 @@
         <p2:ind p2:left="1440" p2:hanging="240"/>
       </p2:pPr>
     </p2:lvl>
+    <p2:lvl p2:ilvl="3">
+      <p2:start p2:val="1"/>
+      <p2:numFmt p2:val="upperLetter"/>
+      <p2:lvlText p2:val="%4."/>
+      <p2:lvlJc p2:val="left"/>
+      <p2:pPr>
+        <p2:ind p2:left="1920" p2:hanging="240"/>
+      </p2:pPr>
+    </p2:lvl>
+    <p2:lvl p2:ilvl="4">
+      <p2:start p2:val="1"/>
+      <p2:numFmt p2:val="upperLetter"/>
+      <p2:lvlText p2:val="%5."/>
+      <p2:lvlJc p2:val="left"/>
+      <p2:pPr>
+        <p2:ind p2:left="2400" p2:hanging="240"/>
+      </p2:pPr>
+    </p2:lvl>
+    <p2:lvl p2:ilvl="5">
+      <p2:start p2:val="1"/>
+      <p2:numFmt p2:val="upperLetter"/>
+      <p2:lvlText p2:val="%6."/>
+      <p2:lvlJc p2:val="left"/>
+      <p2:pPr>
+        <p2:ind p2:left="2880" p2:hanging="240"/>
+      </p2:pPr>
+    </p2:lvl>
+    <p2:lvl p2:ilvl="6">
+      <p2:start p2:val="1"/>
+      <p2:numFmt p2:val="upperLetter"/>
+      <p2:lvlText p2:val="%7."/>
+      <p2:lvlJc p2:val="left"/>
+      <p2:pPr>
+        <p2:ind p2:left="3360" p2:hanging="240"/>
+      </p2:pPr>
+    </p2:lvl>
+    <p2:lvl p2:ilvl="7">
+      <p2:start p2:val="1"/>
+      <p2:numFmt p2:val="upperLetter"/>
+      <p2:lvlText p2:val="%8."/>
+      <p2:lvlJc p2:val="left"/>
+      <p2:pPr>
+        <p2:ind p2:left="3840" p2:hanging="240"/>
+      </p2:pPr>
+    </p2:lvl>
+    <p2:lvl p2:ilvl="8">
+      <p2:start p2:val="1"/>
+      <p2:numFmt p2:val="upperLetter"/>
+      <p2:lvlText p2:val="%9."/>
+      <p2:lvlJc p2:val="left"/>
+      <p2:pPr>
+        <p2:ind p2:left="4320" p2:hanging="240"/>
+      </p2:pPr>
+    </p2:lvl>
   </abstractNum>
   <num xmlns:p2="http://schemas.openxmlformats.org/wordprocessingml/2006/main" p2:numId="1">
     <p2:abstractNumId p2:val="0"/>
